--- a/docs/llgs_summary_report.docx
+++ b/docs/llgs_summary_report.docx
@@ -128,7 +128,7 @@
         <w:rPr>
           <w:b/>
         </w:rPr>
-        <w:t>v1.1.0</w:t>
+        <w:t>v1.2.0</w:t>
       </w:r>
       <w:r>
         <w:t>(2026-09-05)</w:t>
@@ -424,6 +424,126 @@
       </w:pPr>
       <w:r>
         <w:t>事件卡字号放大(text-xs), 移动端更易读</w:t>
+      </w:r>
+    </w:p>
+    <w:p>
+      <w:pPr>
+        <w:pStyle w:val="Heading3"/>
+      </w:pPr>
+      <w:r>
+        <w:t>v1.2.0(2026-09-05)</w:t>
+      </w:r>
+    </w:p>
+    <w:p>
+      <w:r>
+        <w:rPr>
+          <w:i/>
+          <w:color w:val="666666"/>
+        </w:rPr>
+        <w:t>更新贡献人:ps</w:t>
+      </w:r>
+    </w:p>
+    <w:p>
+      <w:r/>
+      <w:r>
+        <w:rPr>
+          <w:b/>
+        </w:rPr>
+        <w:t>困难模式同年并列机制 + 题库扩至 217 条</w:t>
+      </w:r>
+      <w:r/>
+    </w:p>
+    <w:p>
+      <w:pPr>
+        <w:pStyle w:val="ListBullet"/>
+      </w:pPr>
+      <w:r/>
+      <w:r>
+        <w:rPr>
+          <w:b/>
+        </w:rPr>
+        <w:t>困难模式解除年份去重</w:t>
+      </w:r>
+      <w:r>
+        <w:t>:允许同一年的事件同时出现(如 1861 洋务运动/俄国农奴制改革/美国南北战争),抽卡有 75% 概率强制出现一组同年事件(天然 ~2% 太低, 并列辨析成为困难核心难度)</w:t>
+      </w:r>
+    </w:p>
+    <w:p>
+      <w:pPr>
+        <w:pStyle w:val="ListBullet"/>
+      </w:pPr>
+      <w:r/>
+      <w:r>
+        <w:rPr>
+          <w:b/>
+        </w:rPr>
+        <w:t>并列判定(区段模型)</w:t>
+      </w:r>
+      <w:r>
+        <w:t>:每张卡的"正确位置"改为</w:t>
+      </w:r>
+      <w:r>
+        <w:rPr>
+          <w:b/>
+        </w:rPr>
+        <w:t>年份区段</w:t>
+      </w:r>
+      <w:r>
+        <w:t xml:space="preserve">——同年事件共享一个连续区段, 卡位于区段内即归位锁定, </w:t>
+      </w:r>
+      <w:r>
+        <w:rPr>
+          <w:b/>
+        </w:rPr>
+        <w:t>区段内上下顺序不限</w:t>
+      </w:r>
+      <w:r>
+        <w:t>; 简单/标准无同年, 区段退化为唯一位置, 行为与旧版完全一致</w:t>
+      </w:r>
+    </w:p>
+    <w:p>
+      <w:pPr>
+        <w:pStyle w:val="ListBullet"/>
+      </w:pPr>
+      <w:r/>
+      <w:r>
+        <w:rPr>
+          <w:b/>
+        </w:rPr>
+        <w:t>UI 同年上下排列</w:t>
+      </w:r>
+      <w:r>
+        <w:t>:困难模式同年卡渲染为同一列(上下堆叠、虚线框标注"并列"), 时间轴标注「同年并列 · 顺序不限」; 提示道具自动把卡插入区段内空位并锁定</w:t>
+      </w:r>
+    </w:p>
+    <w:p>
+      <w:pPr>
+        <w:pStyle w:val="ListBullet"/>
+      </w:pPr>
+      <w:r/>
+      <w:r>
+        <w:rPr>
+          <w:b/>
+        </w:rPr>
+        <w:t>题库三批扩充 143 → 217 条</w:t>
+      </w:r>
+      <w:r>
+        <w:t>:教材课文高频延伸(长平之战/黄巾起义/隋朝建立/兴中会/中共三大/五四宪法/南方谈话与十四大/马拉松战役/光荣革命/美国 1787 年宪法/凡尔赛条约/马歇尔计划/柏林墙/欧盟成立等 30 条); 议题严格符合党史国情与现行大政方针</w:t>
+      </w:r>
+    </w:p>
+    <w:p>
+      <w:pPr>
+        <w:pStyle w:val="ListBullet"/>
+      </w:pPr>
+      <w:r/>
+      <w:r>
+        <w:rPr>
+          <w:b/>
+        </w:rPr>
+        <w:t>测试</w:t>
+      </w:r>
+      <w:r>
+        <w:t>:开局去重/并列/区段判定/同年错位判红/提示插入区段等 10 项; 全量 130 项通过</w:t>
       </w:r>
     </w:p>
     <w:sectPr>

--- a/docs/llgs_summary_report.docx
+++ b/docs/llgs_summary_report.docx
@@ -540,6 +540,30 @@
         <w:rPr>
           <w:b/>
         </w:rPr>
+        <w:t>审核增补(用户逐条确认)</w:t>
+      </w:r>
+      <w:r>
+        <w:t>:题库 217→</w:t>
+      </w:r>
+      <w:r>
+        <w:rPr>
+          <w:b/>
+        </w:rPr>
+        <w:t>240 条</w:t>
+      </w:r>
+      <w:r>
+        <w:t>——名称动词化规范(西周分封→武王伐纣、戚继光抗倭→戚继光抗倭台州大捷、太平天国运动→太平天国运动爆发、洋务运动→洋务运动开始、新文化运动→新文化运动兴起;文艺复兴运动→拜占庭帝国灭亡 1453 锚点修正); 新增唐朝建立(618) 及用户审核确认的 C 字头 13 条(巨鹿之战/玄武门之变/八七会议/古田会议/杂交水稻等)与 W 字头 9 条(汉谟拉比法典/波士顿倾茶/萨拉热窝事件/珍珠港事件等); 同年辨析组扩至 30 组</w:t>
+      </w:r>
+    </w:p>
+    <w:p>
+      <w:pPr>
+        <w:pStyle w:val="ListBullet"/>
+      </w:pPr>
+      <w:r/>
+      <w:r>
+        <w:rPr>
+          <w:b/>
+        </w:rPr>
         <w:t>测试</w:t>
       </w:r>
       <w:r>

--- a/docs/llgs_summary_report.docx
+++ b/docs/llgs_summary_report.docx
@@ -128,10 +128,10 @@
         <w:rPr>
           <w:b/>
         </w:rPr>
-        <w:t>v1.2.0</w:t>
+        <w:t>v1.3.0</w:t>
       </w:r>
       <w:r>
-        <w:t>(2026-09-05)</w:t>
+        <w:t>(2026-09-18)</w:t>
       </w:r>
     </w:p>
     <w:p>
@@ -570,6 +570,112 @@
         <w:t>:开局去重/并列/区段判定/同年错位判红/提示插入区段等 10 项; 全量 130 项通过</w:t>
       </w:r>
     </w:p>
+    <w:p>
+      <w:pPr>
+        <w:pStyle w:val="Heading3"/>
+      </w:pPr>
+      <w:r>
+        <w:t>v1.3.0(2026-09-18)</w:t>
+      </w:r>
+    </w:p>
+    <w:p>
+      <w:r>
+        <w:rPr>
+          <w:i/>
+          <w:color w:val="666666"/>
+        </w:rPr>
+        <w:t>更新贡献人:ps</w:t>
+      </w:r>
+    </w:p>
+    <w:p>
+      <w:r/>
+      <w:r>
+        <w:rPr>
+          <w:b/>
+        </w:rPr>
+        <w:t>卡牌移动交互重做(点选 + 方位按键)</w:t>
+      </w:r>
+      <w:r/>
+    </w:p>
+    <w:p>
+      <w:pPr>
+        <w:pStyle w:val="ListBullet"/>
+      </w:pPr>
+      <w:r/>
+      <w:r>
+        <w:rPr>
+          <w:b/>
+        </w:rPr>
+        <w:t>删除拖拽机制</w:t>
+      </w:r>
+      <w:r>
+        <w:t>:手游端长按无法移动卡片、端游并列操作不便 —— 整体重做为「点选 + 方位按键」:</w:t>
+      </w:r>
+    </w:p>
+    <w:p>
+      <w:r>
+        <w:t xml:space="preserve">  - 点选一张卡(出现选中框), 排序槽下方出现方位按键组;</w:t>
+      </w:r>
+    </w:p>
+    <w:p>
+      <w:r>
+        <w:t xml:space="preserve">  - 左/右:与相邻卡交换位置(简单/标准/困难均有);</w:t>
+      </w:r>
+    </w:p>
+    <w:p>
+      <w:r>
+        <w:t xml:space="preserve">  - 左上/左下/右上/右下(仅困难):把选中卡移到相邻列的顶部/底部, 与该列构成上下并列;</w:t>
+      </w:r>
+    </w:p>
+    <w:p>
+      <w:r>
+        <w:t xml:space="preserve">  - </w:t>
+      </w:r>
+      <w:r>
+        <w:rPr>
+          <w:b/>
+        </w:rPr>
+        <w:t>选中跟踪</w:t>
+      </w:r>
+      <w:r>
+        <w:t>:按键操作对象始终是最初点选的那张卡(移动后跟随), 点按其他卡才切换;</w:t>
+      </w:r>
+    </w:p>
+    <w:p>
+      <w:r>
+        <w:t xml:space="preserve">  - 简单/标准难度只显示左/右 2 个按键, 困难显示全部 6 个; 无相邻列时对应按键自动禁用。</w:t>
+      </w:r>
+    </w:p>
+    <w:p>
+      <w:pPr>
+        <w:pStyle w:val="ListBullet"/>
+      </w:pPr>
+      <w:r/>
+      <w:r>
+        <w:rPr>
+          <w:b/>
+        </w:rPr>
+        <w:t>数据结构重做</w:t>
+      </w:r>
+      <w:r>
+        <w:t>:线性槽位 → 列模型(`cols[][]`, 列左→右按时间、列内上→下并列), 判定/提示/锁定全部适配; 已归位卡不可点选、不可被移动</w:t>
+      </w:r>
+    </w:p>
+    <w:p>
+      <w:pPr>
+        <w:pStyle w:val="ListBullet"/>
+      </w:pPr>
+      <w:r/>
+      <w:r>
+        <w:rPr>
+          <w:b/>
+        </w:rPr>
+        <w:t>测试</w:t>
+      </w:r>
+      <w:r>
+        <w:t>:重写 11 项(列开局/点选跟踪/左右交换边界/并列移动穿列/同列顺序无关/提示道具/完整一局); 全量 131 项通过</w:t>
+      </w:r>
+    </w:p>
     <w:sectPr>
       <w:pgSz w:w="12240" w:h="15840"/>
       <w:pgMar w:top="1440" w:right="1800" w:bottom="1440" w:left="1800" w:header="720" w:footer="720" w:gutter="0"/>

--- a/docs/llgs_summary_report.docx
+++ b/docs/llgs_summary_report.docx
@@ -128,7 +128,7 @@
         <w:rPr>
           <w:b/>
         </w:rPr>
-        <w:t>v1.3.0</w:t>
+        <w:t>v1.3.1</w:t>
       </w:r>
       <w:r>
         <w:t>(2026-09-18)</w:t>
@@ -676,6 +676,63 @@
         <w:t>:重写 11 项(列开局/点选跟踪/左右交换边界/并列移动穿列/同列顺序无关/提示道具/完整一局); 全量 131 项通过</w:t>
       </w:r>
     </w:p>
+    <w:p>
+      <w:pPr>
+        <w:pStyle w:val="Heading3"/>
+      </w:pPr>
+      <w:r>
+        <w:t>v1.3.1(2026-09-18)</w:t>
+      </w:r>
+    </w:p>
+    <w:p>
+      <w:r>
+        <w:rPr>
+          <w:i/>
+          <w:color w:val="666666"/>
+        </w:rPr>
+        <w:t>更新贡献人:ps</w:t>
+      </w:r>
+    </w:p>
+    <w:p>
+      <w:r/>
+      <w:r>
+        <w:rPr>
+          <w:b/>
+        </w:rPr>
+        <w:t>方位按键分布优化 + 事件卡加高</w:t>
+      </w:r>
+      <w:r/>
+    </w:p>
+    <w:p>
+      <w:pPr>
+        <w:pStyle w:val="ListBullet"/>
+      </w:pPr>
+      <w:r/>
+      <w:r>
+        <w:rPr>
+          <w:b/>
+        </w:rPr>
+        <w:t>按键改为中心方位分布</w:t>
+      </w:r>
+      <w:r>
+        <w:t>(手游端游一致): 两列三行 —— 第一行「↖ 左上 / 右上 ↗」、第二行「← 左 / 右 →」、第三行「↙ 左下 / 右下 ↘」, 相对中心的方向与实际作用一致, 更好按也更直观</w:t>
+      </w:r>
+    </w:p>
+    <w:p>
+      <w:pPr>
+        <w:pStyle w:val="ListBullet"/>
+      </w:pPr>
+      <w:r/>
+      <w:r>
+        <w:rPr>
+          <w:b/>
+        </w:rPr>
+        <w:t>事件卡加高</w:t>
+      </w:r>
+      <w:r>
+        <w:t>: h-10 → h-16(并列紧凑卡 h-9 → h-12), 长事件名(如《凡尔赛条约》签订)换行后完整落在卡面内, 不再溢出; 字号不缩</w:t>
+      </w:r>
+    </w:p>
     <w:sectPr>
       <w:pgSz w:w="12240" w:h="15840"/>
       <w:pgMar w:top="1440" w:right="1800" w:bottom="1440" w:left="1800" w:header="720" w:footer="720" w:gutter="0"/>
